--- a/data/modelos/tdr_administrativo.docx
+++ b/data/modelos/tdr_administrativo.docx
@@ -175,7 +175,6 @@
           <w:b w:val="0"/>
         </w:rPr>
       </w:pPr>
-      <w:proofErr w:type="spellStart"/>
       <w:r>
         <w:rPr>
           <w:rFonts w:ascii="Garamond" w:hAnsi="Garamond"/>
@@ -184,7 +183,6 @@
         </w:rPr>
         <w:t>descripcion</w:t>
       </w:r>
-      <w:proofErr w:type="spellEnd"/>
       <w:r>
         <w:rPr>
           <w:rFonts w:ascii="Garamond" w:hAnsi="Garamond"/>
@@ -253,6 +251,13 @@
         <w:t>finalidad_publica</w:t>
       </w:r>
       <w:proofErr w:type="spellEnd"/>
+      <w:r>
+        <w:rPr>
+          <w:rFonts w:ascii="Garamond" w:hAnsi="Garamond"/>
+          <w:spacing w:val="-2"/>
+        </w:rPr>
+        <w:t>.</w:t>
+      </w:r>
     </w:p>
     <w:p>
       <w:pPr>
@@ -2463,33 +2468,6 @@
         </w:rPr>
         <w:t>Director Ejecutivo del Centro de Idiomas de la UNMSM</w:t>
       </w:r>
-    </w:p>
-    <w:p>
-      <w:pPr>
-        <w:pStyle w:val="Prrafodelista"/>
-        <w:tabs>
-          <w:tab w:val="left" w:pos="567"/>
-        </w:tabs>
-        <w:spacing w:before="0" w:line="276" w:lineRule="auto"/>
-        <w:ind w:left="0" w:firstLine="0"/>
-        <w:rPr>
-          <w:rFonts w:ascii="Garamond" w:hAnsi="Garamond"/>
-          <w:sz w:val="20"/>
-          <w:szCs w:val="20"/>
-          <w:u w:val="single"/>
-        </w:rPr>
-      </w:pPr>
-    </w:p>
-    <w:p>
-      <w:pPr>
-        <w:jc w:val="center"/>
-        <w:rPr>
-          <w:rFonts w:ascii="Garamond" w:hAnsi="Garamond" w:cs="Arial"/>
-          <w:bCs/>
-          <w:sz w:val="20"/>
-          <w:szCs w:val="20"/>
-        </w:rPr>
-      </w:pPr>
     </w:p>
     <w:sectPr>
       <w:headerReference w:type="default" r:id="rId7"/>

--- a/data/modelos/tdr_administrativo.docx
+++ b/data/modelos/tdr_administrativo.docx
@@ -454,6 +454,7 @@
             <w:pPr>
               <w:pStyle w:val="TableParagraph"/>
               <w:spacing w:line="249" w:lineRule="auto"/>
+              <w:jc w:val="both"/>
               <w:rPr>
                 <w:rFonts w:ascii="Garamond" w:hAnsi="Garamond"/>
                 <w:sz w:val="20"/>
@@ -561,6 +562,7 @@
               <w:pStyle w:val="TableParagraph"/>
               <w:spacing w:line="249" w:lineRule="auto"/>
               <w:ind w:right="96"/>
+              <w:jc w:val="both"/>
               <w:rPr>
                 <w:rFonts w:ascii="Garamond" w:hAnsi="Garamond"/>
                 <w:sz w:val="20"/>
@@ -653,6 +655,7 @@
             <w:pPr>
               <w:pStyle w:val="TableParagraph"/>
               <w:spacing w:before="9"/>
+              <w:jc w:val="both"/>
               <w:rPr>
                 <w:rFonts w:ascii="Garamond" w:hAnsi="Garamond"/>
                 <w:sz w:val="20"/>
@@ -836,6 +839,7 @@
           <w:szCs w:val="20"/>
         </w:rPr>
       </w:pPr>
+      <w:proofErr w:type="gramStart"/>
       <w:r>
         <w:rPr>
           <w:rFonts w:ascii="Garamond" w:hAnsi="Garamond"/>
@@ -864,7 +868,18 @@
           <w:sz w:val="20"/>
           <w:szCs w:val="20"/>
         </w:rPr>
-        <w:t>REALIZAR:</w:t>
+        <w:t>REALIZAR</w:t>
+      </w:r>
+      <w:proofErr w:type="gramEnd"/>
+      <w:r>
+        <w:rPr>
+          <w:rFonts w:ascii="Garamond" w:hAnsi="Garamond"/>
+          <w:b/>
+          <w:spacing w:val="-2"/>
+          <w:sz w:val="20"/>
+          <w:szCs w:val="20"/>
+        </w:rPr>
+        <w:t>:</w:t>
       </w:r>
     </w:p>
     <w:p>
@@ -1773,7 +1788,25 @@
           <w:b w:val="0"/>
           <w:bCs w:val="0"/>
         </w:rPr>
-        <w:t xml:space="preserve">En caso de retraso injustificado del proveedor en la ejecución de las prestaciones objeto del contrato, la Entidad le aplica automáticamente una penalidad por mora por cada día de atraso. La penalidad se aplica automáticamente y se calcula de acuerdo a la siguiente fórmula: </w:t>
+        <w:t xml:space="preserve">En caso de retraso injustificado del proveedor en la ejecución de las prestaciones objeto del contrato, la Entidad le aplica automáticamente una penalidad por mora por cada día de atraso. La penalidad se aplica automáticamente y se calcula </w:t>
+      </w:r>
+      <w:proofErr w:type="gramStart"/>
+      <w:r>
+        <w:rPr>
+          <w:rFonts w:ascii="Garamond" w:hAnsi="Garamond"/>
+          <w:b w:val="0"/>
+          <w:bCs w:val="0"/>
+        </w:rPr>
+        <w:t>de acuerdo a</w:t>
+      </w:r>
+      <w:proofErr w:type="gramEnd"/>
+      <w:r>
+        <w:rPr>
+          <w:rFonts w:ascii="Garamond" w:hAnsi="Garamond"/>
+          <w:b w:val="0"/>
+          <w:bCs w:val="0"/>
+        </w:rPr>
+        <w:t xml:space="preserve"> la siguiente fórmula: </w:t>
       </w:r>
     </w:p>
     <w:p>

--- a/data/modelos/tdr_administrativo.docx
+++ b/data/modelos/tdr_administrativo.docx
@@ -242,7 +242,6 @@
       </w:pPr>
       <w:bookmarkStart w:id="2" w:name="IV._PERFIL_REQUERIDO:_CATEGORÍA_“B”"/>
       <w:bookmarkEnd w:id="2"/>
-      <w:proofErr w:type="spellStart"/>
       <w:r>
         <w:rPr>
           <w:rFonts w:ascii="Garamond" w:hAnsi="Garamond"/>
@@ -250,7 +249,6 @@
         </w:rPr>
         <w:t>finalidad_publica</w:t>
       </w:r>
-      <w:proofErr w:type="spellEnd"/>
       <w:r>
         <w:rPr>
           <w:rFonts w:ascii="Garamond" w:hAnsi="Garamond"/>
@@ -454,14 +452,12 @@
             <w:pPr>
               <w:pStyle w:val="TableParagraph"/>
               <w:spacing w:line="249" w:lineRule="auto"/>
-              <w:jc w:val="both"/>
               <w:rPr>
                 <w:rFonts w:ascii="Garamond" w:hAnsi="Garamond"/>
                 <w:sz w:val="20"/>
                 <w:szCs w:val="20"/>
               </w:rPr>
             </w:pPr>
-            <w:proofErr w:type="spellStart"/>
             <w:r>
               <w:rPr>
                 <w:rFonts w:ascii="Garamond" w:hAnsi="Garamond"/>
@@ -502,7 +498,6 @@
               </w:rPr>
               <w:t>mica</w:t>
             </w:r>
-            <w:proofErr w:type="spellEnd"/>
           </w:p>
         </w:tc>
       </w:tr>
@@ -562,14 +557,12 @@
               <w:pStyle w:val="TableParagraph"/>
               <w:spacing w:line="249" w:lineRule="auto"/>
               <w:ind w:right="96"/>
-              <w:jc w:val="both"/>
               <w:rPr>
                 <w:rFonts w:ascii="Garamond" w:hAnsi="Garamond"/>
                 <w:sz w:val="20"/>
                 <w:szCs w:val="20"/>
               </w:rPr>
             </w:pPr>
-            <w:proofErr w:type="spellStart"/>
             <w:r>
               <w:rPr>
                 <w:rFonts w:ascii="Garamond" w:hAnsi="Garamond"/>
@@ -579,7 +572,6 @@
               </w:rPr>
               <w:t>experiencia_laboral</w:t>
             </w:r>
-            <w:proofErr w:type="spellEnd"/>
           </w:p>
         </w:tc>
       </w:tr>
@@ -655,14 +647,12 @@
             <w:pPr>
               <w:pStyle w:val="TableParagraph"/>
               <w:spacing w:before="9"/>
-              <w:jc w:val="both"/>
               <w:rPr>
                 <w:rFonts w:ascii="Garamond" w:hAnsi="Garamond"/>
                 <w:sz w:val="20"/>
                 <w:szCs w:val="20"/>
               </w:rPr>
             </w:pPr>
-            <w:proofErr w:type="spellStart"/>
             <w:r>
               <w:rPr>
                 <w:rFonts w:ascii="Garamond" w:hAnsi="Garamond"/>
@@ -671,7 +661,6 @@
               </w:rPr>
               <w:t>requisitos_adicional</w:t>
             </w:r>
-            <w:proofErr w:type="spellEnd"/>
           </w:p>
         </w:tc>
       </w:tr>
@@ -839,7 +828,6 @@
           <w:szCs w:val="20"/>
         </w:rPr>
       </w:pPr>
-      <w:proofErr w:type="gramStart"/>
       <w:r>
         <w:rPr>
           <w:rFonts w:ascii="Garamond" w:hAnsi="Garamond"/>
@@ -868,52 +856,39 @@
           <w:sz w:val="20"/>
           <w:szCs w:val="20"/>
         </w:rPr>
-        <w:t>REALIZAR</w:t>
-      </w:r>
-      <w:proofErr w:type="gramEnd"/>
-      <w:r>
-        <w:rPr>
-          <w:rFonts w:ascii="Garamond" w:hAnsi="Garamond"/>
-          <w:b/>
-          <w:spacing w:val="-2"/>
+        <w:t>REALIZAR:</w:t>
+      </w:r>
+    </w:p>
+    <w:p>
+      <w:pPr>
+        <w:pStyle w:val="Prrafodelista"/>
+        <w:tabs>
+          <w:tab w:val="left" w:pos="567"/>
+        </w:tabs>
+        <w:spacing w:before="0" w:line="276" w:lineRule="auto"/>
+        <w:ind w:left="0" w:firstLine="0"/>
+        <w:rPr>
+          <w:rFonts w:ascii="Garamond" w:hAnsi="Garamond"/>
           <w:sz w:val="20"/>
           <w:szCs w:val="20"/>
         </w:rPr>
-        <w:t>:</w:t>
-      </w:r>
-    </w:p>
-    <w:p>
-      <w:pPr>
-        <w:pStyle w:val="Prrafodelista"/>
-        <w:tabs>
-          <w:tab w:val="left" w:pos="567"/>
-        </w:tabs>
-        <w:spacing w:before="0" w:line="276" w:lineRule="auto"/>
-        <w:ind w:left="0" w:firstLine="0"/>
+      </w:pPr>
+      <w:r>
         <w:rPr>
           <w:rFonts w:ascii="Garamond" w:hAnsi="Garamond"/>
           <w:sz w:val="20"/>
           <w:szCs w:val="20"/>
         </w:rPr>
-      </w:pPr>
-      <w:proofErr w:type="spellStart"/>
+        <w:t>actividades_</w:t>
+      </w:r>
       <w:r>
         <w:rPr>
           <w:rFonts w:ascii="Garamond" w:hAnsi="Garamond"/>
           <w:sz w:val="20"/>
           <w:szCs w:val="20"/>
         </w:rPr>
-        <w:t>actividades_</w:t>
-      </w:r>
-      <w:r>
-        <w:rPr>
-          <w:rFonts w:ascii="Garamond" w:hAnsi="Garamond"/>
-          <w:sz w:val="20"/>
-          <w:szCs w:val="20"/>
-        </w:rPr>
         <w:t>admin</w:t>
       </w:r>
-      <w:proofErr w:type="spellEnd"/>
     </w:p>
     <w:p>
       <w:pPr>
@@ -1788,25 +1763,7 @@
           <w:b w:val="0"/>
           <w:bCs w:val="0"/>
         </w:rPr>
-        <w:t xml:space="preserve">En caso de retraso injustificado del proveedor en la ejecución de las prestaciones objeto del contrato, la Entidad le aplica automáticamente una penalidad por mora por cada día de atraso. La penalidad se aplica automáticamente y se calcula </w:t>
-      </w:r>
-      <w:proofErr w:type="gramStart"/>
-      <w:r>
-        <w:rPr>
-          <w:rFonts w:ascii="Garamond" w:hAnsi="Garamond"/>
-          <w:b w:val="0"/>
-          <w:bCs w:val="0"/>
-        </w:rPr>
-        <w:t>de acuerdo a</w:t>
-      </w:r>
-      <w:proofErr w:type="gramEnd"/>
-      <w:r>
-        <w:rPr>
-          <w:rFonts w:ascii="Garamond" w:hAnsi="Garamond"/>
-          <w:b w:val="0"/>
-          <w:bCs w:val="0"/>
-        </w:rPr>
-        <w:t xml:space="preserve"> la siguiente fórmula: </w:t>
+        <w:t xml:space="preserve">En caso de retraso injustificado del proveedor en la ejecución de las prestaciones objeto del contrato, la Entidad le aplica automáticamente una penalidad por mora por cada día de atraso. La penalidad se aplica automáticamente y se calcula de acuerdo a la siguiente fórmula: </w:t>
       </w:r>
     </w:p>
     <w:p>
@@ -2095,7 +2052,6 @@
         </w:rPr>
         <w:t xml:space="preserve"> </w:t>
       </w:r>
-      <w:proofErr w:type="spellStart"/>
       <w:r>
         <w:rPr>
           <w:rFonts w:ascii="Garamond" w:hAnsi="Garamond"/>
@@ -2104,7 +2060,6 @@
         </w:rPr>
         <w:t>monto_subtotal</w:t>
       </w:r>
-      <w:proofErr w:type="spellEnd"/>
     </w:p>
     <w:p>
       <w:pPr>

--- a/data/modelos/tdr_administrativo.docx
+++ b/data/modelos/tdr_administrativo.docx
@@ -1,6 +1,6 @@
 
 <file path=word/document.xml><?xml version="1.0" encoding="utf-8"?>
-<w:document xmlns:wpc="http://schemas.microsoft.com/office/word/2010/wordprocessingCanvas" xmlns:cx="http://schemas.microsoft.com/office/drawing/2014/chartex" xmlns:cx1="http://schemas.microsoft.com/office/drawing/2015/9/8/chartex" xmlns:cx2="http://schemas.microsoft.com/office/drawing/2015/10/21/chartex" xmlns:cx3="http://schemas.microsoft.com/office/drawing/2016/5/9/chartex" xmlns:cx4="http://schemas.microsoft.com/office/drawing/2016/5/10/chartex" xmlns:cx5="http://schemas.microsoft.com/office/drawing/2016/5/11/chartex" xmlns:cx6="http://schemas.microsoft.com/office/drawing/2016/5/12/chartex" xmlns:cx7="http://schemas.microsoft.com/office/drawing/2016/5/13/chartex" xmlns:cx8="http://schemas.microsoft.com/office/drawing/2016/5/14/chartex" xmlns:mc="http://schemas.openxmlformats.org/markup-compatibility/2006" xmlns:aink="http://schemas.microsoft.com/office/drawing/2016/ink" xmlns:am3d="http://schemas.microsoft.com/office/drawing/2017/model3d" xmlns:o="urn:schemas-microsoft-com:office:office" xmlns:oel="http://schemas.microsoft.com/office/2019/extlst" xmlns:r="http://schemas.openxmlformats.org/officeDocument/2006/relationships" xmlns:m="http://schemas.openxmlformats.org/officeDocument/2006/math" xmlns:v="urn:schemas-microsoft-com:vml" xmlns:wp14="http://schemas.microsoft.com/office/word/2010/wordprocessingDrawing" xmlns:wp="http://schemas.openxmlformats.org/drawingml/2006/wordprocessingDrawing" xmlns:w10="urn:schemas-microsoft-com:office:word" xmlns:w="http://schemas.openxmlformats.org/wordprocessingml/2006/main" xmlns:w14="http://schemas.microsoft.com/office/word/2010/wordml" xmlns:w15="http://schemas.microsoft.com/office/word/2012/wordml" xmlns:w16cex="http://schemas.microsoft.com/office/word/2018/wordml/cex" xmlns:w16cid="http://schemas.microsoft.com/office/word/2016/wordml/cid" xmlns:w16="http://schemas.microsoft.com/office/word/2018/wordml" xmlns:w16du="http://schemas.microsoft.com/office/word/2023/wordml/word16du" xmlns:w16sdtdh="http://schemas.microsoft.com/office/word/2020/wordml/sdtdatahash" xmlns:w16sdtfl="http://schemas.microsoft.com/office/word/2024/wordml/sdtformatlock" xmlns:w16se="http://schemas.microsoft.com/office/word/2015/wordml/symex" xmlns:wpg="http://schemas.microsoft.com/office/word/2010/wordprocessingGroup" xmlns:wpi="http://schemas.microsoft.com/office/word/2010/wordprocessingInk" xmlns:wne="http://schemas.microsoft.com/office/word/2006/wordml" xmlns:wps="http://schemas.microsoft.com/office/word/2010/wordprocessingShape" mc:Ignorable="w14 w15 w16se w16cid w16 w16cex w16sdtdh w16sdtfl w16du wp14">
+<w:document xmlns:wpc="http://schemas.microsoft.com/office/word/2010/wordprocessingCanvas" xmlns:cx="http://schemas.microsoft.com/office/drawing/2014/chartex" xmlns:cx1="http://schemas.microsoft.com/office/drawing/2015/9/8/chartex" xmlns:cx2="http://schemas.microsoft.com/office/drawing/2015/10/21/chartex" xmlns:cx3="http://schemas.microsoft.com/office/drawing/2016/5/9/chartex" xmlns:cx4="http://schemas.microsoft.com/office/drawing/2016/5/10/chartex" xmlns:cx5="http://schemas.microsoft.com/office/drawing/2016/5/11/chartex" xmlns:cx6="http://schemas.microsoft.com/office/drawing/2016/5/12/chartex" xmlns:cx7="http://schemas.microsoft.com/office/drawing/2016/5/13/chartex" xmlns:cx8="http://schemas.microsoft.com/office/drawing/2016/5/14/chartex" xmlns:mc="http://schemas.openxmlformats.org/markup-compatibility/2006" xmlns:aink="http://schemas.microsoft.com/office/drawing/2016/ink" xmlns:am3d="http://schemas.microsoft.com/office/drawing/2017/model3d" xmlns:o="urn:schemas-microsoft-com:office:office" xmlns:oel="http://schemas.microsoft.com/office/2019/extlst" xmlns:r="http://schemas.openxmlformats.org/officeDocument/2006/relationships" xmlns:m="http://schemas.openxmlformats.org/officeDocument/2006/math" xmlns:v="urn:schemas-microsoft-com:vml" xmlns:wp14="http://schemas.microsoft.com/office/word/2010/wordprocessingDrawing" xmlns:wp="http://schemas.openxmlformats.org/drawingml/2006/wordprocessingDrawing" xmlns:w10="urn:schemas-microsoft-com:office:word" xmlns:w="http://schemas.openxmlformats.org/wordprocessingml/2006/main" xmlns:w14="http://schemas.microsoft.com/office/word/2010/wordml" xmlns:w15="http://schemas.microsoft.com/office/word/2012/wordml" xmlns:w16cei="http://schemas.microsoft.com/office/word/2026/wordml/cei" xmlns:w16cex="http://schemas.microsoft.com/office/word/2018/wordml/cex" xmlns:w16cid="http://schemas.microsoft.com/office/word/2016/wordml/cid" xmlns:w16="http://schemas.microsoft.com/office/word/2018/wordml" xmlns:w16du="http://schemas.microsoft.com/office/word/2023/wordml/word16du" xmlns:w16sdtdh="http://schemas.microsoft.com/office/word/2020/wordml/sdtdatahash" xmlns:w16sdtfl="http://schemas.microsoft.com/office/word/2024/wordml/sdtformatlock" xmlns:w16se="http://schemas.microsoft.com/office/word/2015/wordml/symex" xmlns:wpg="http://schemas.microsoft.com/office/word/2010/wordprocessingGroup" xmlns:wpi="http://schemas.microsoft.com/office/word/2010/wordprocessingInk" xmlns:wne="http://schemas.microsoft.com/office/word/2006/wordml" xmlns:wps="http://schemas.microsoft.com/office/word/2010/wordprocessingShape" mc:Ignorable="w14 w15 w16se w16cid w16 w16cex w16sdtdh w16sdtfl w16du wp14">
   <w:body>
     <w:p>
       <w:pPr>
@@ -301,7 +301,21 @@
           <w:rFonts w:ascii="Garamond" w:hAnsi="Garamond"/>
           <w:spacing w:val="-2"/>
         </w:rPr>
-        <w:t>REQERIDO:</w:t>
+        <w:t>REQ</w:t>
+      </w:r>
+      <w:r>
+        <w:rPr>
+          <w:rFonts w:ascii="Garamond" w:hAnsi="Garamond"/>
+          <w:spacing w:val="-2"/>
+        </w:rPr>
+        <w:t>U</w:t>
+      </w:r>
+      <w:r>
+        <w:rPr>
+          <w:rFonts w:ascii="Garamond" w:hAnsi="Garamond"/>
+          <w:spacing w:val="-2"/>
+        </w:rPr>
+        <w:t>ERIDO:</w:t>
       </w:r>
     </w:p>
     <w:tbl>
@@ -2469,7 +2483,7 @@
 </file>
 
 <file path=word/endnotes.xml><?xml version="1.0" encoding="utf-8"?>
-<w:endnotes xmlns:wpc="http://schemas.microsoft.com/office/word/2010/wordprocessingCanvas" xmlns:cx="http://schemas.microsoft.com/office/drawing/2014/chartex" xmlns:cx1="http://schemas.microsoft.com/office/drawing/2015/9/8/chartex" xmlns:cx2="http://schemas.microsoft.com/office/drawing/2015/10/21/chartex" xmlns:cx3="http://schemas.microsoft.com/office/drawing/2016/5/9/chartex" xmlns:cx4="http://schemas.microsoft.com/office/drawing/2016/5/10/chartex" xmlns:cx5="http://schemas.microsoft.com/office/drawing/2016/5/11/chartex" xmlns:cx6="http://schemas.microsoft.com/office/drawing/2016/5/12/chartex" xmlns:cx7="http://schemas.microsoft.com/office/drawing/2016/5/13/chartex" xmlns:cx8="http://schemas.microsoft.com/office/drawing/2016/5/14/chartex" xmlns:mc="http://schemas.openxmlformats.org/markup-compatibility/2006" xmlns:aink="http://schemas.microsoft.com/office/drawing/2016/ink" xmlns:am3d="http://schemas.microsoft.com/office/drawing/2017/model3d" xmlns:o="urn:schemas-microsoft-com:office:office" xmlns:oel="http://schemas.microsoft.com/office/2019/extlst" xmlns:r="http://schemas.openxmlformats.org/officeDocument/2006/relationships" xmlns:m="http://schemas.openxmlformats.org/officeDocument/2006/math" xmlns:v="urn:schemas-microsoft-com:vml" xmlns:wp14="http://schemas.microsoft.com/office/word/2010/wordprocessingDrawing" xmlns:wp="http://schemas.openxmlformats.org/drawingml/2006/wordprocessingDrawing" xmlns:w10="urn:schemas-microsoft-com:office:word" xmlns:w="http://schemas.openxmlformats.org/wordprocessingml/2006/main" xmlns:w14="http://schemas.microsoft.com/office/word/2010/wordml" xmlns:w15="http://schemas.microsoft.com/office/word/2012/wordml" xmlns:w16cex="http://schemas.microsoft.com/office/word/2018/wordml/cex" xmlns:w16cid="http://schemas.microsoft.com/office/word/2016/wordml/cid" xmlns:w16="http://schemas.microsoft.com/office/word/2018/wordml" xmlns:w16du="http://schemas.microsoft.com/office/word/2023/wordml/word16du" xmlns:w16sdtdh="http://schemas.microsoft.com/office/word/2020/wordml/sdtdatahash" xmlns:w16sdtfl="http://schemas.microsoft.com/office/word/2024/wordml/sdtformatlock" xmlns:w16se="http://schemas.microsoft.com/office/word/2015/wordml/symex" xmlns:wpg="http://schemas.microsoft.com/office/word/2010/wordprocessingGroup" xmlns:wpi="http://schemas.microsoft.com/office/word/2010/wordprocessingInk" xmlns:wne="http://schemas.microsoft.com/office/word/2006/wordml" xmlns:wps="http://schemas.microsoft.com/office/word/2010/wordprocessingShape" mc:Ignorable="w14 w15 w16se w16cid w16 w16cex w16sdtdh w16sdtfl w16du wp14">
+<w:endnotes xmlns:wpc="http://schemas.microsoft.com/office/word/2010/wordprocessingCanvas" xmlns:cx="http://schemas.microsoft.com/office/drawing/2014/chartex" xmlns:cx1="http://schemas.microsoft.com/office/drawing/2015/9/8/chartex" xmlns:cx2="http://schemas.microsoft.com/office/drawing/2015/10/21/chartex" xmlns:cx3="http://schemas.microsoft.com/office/drawing/2016/5/9/chartex" xmlns:cx4="http://schemas.microsoft.com/office/drawing/2016/5/10/chartex" xmlns:cx5="http://schemas.microsoft.com/office/drawing/2016/5/11/chartex" xmlns:cx6="http://schemas.microsoft.com/office/drawing/2016/5/12/chartex" xmlns:cx7="http://schemas.microsoft.com/office/drawing/2016/5/13/chartex" xmlns:cx8="http://schemas.microsoft.com/office/drawing/2016/5/14/chartex" xmlns:mc="http://schemas.openxmlformats.org/markup-compatibility/2006" xmlns:aink="http://schemas.microsoft.com/office/drawing/2016/ink" xmlns:am3d="http://schemas.microsoft.com/office/drawing/2017/model3d" xmlns:o="urn:schemas-microsoft-com:office:office" xmlns:oel="http://schemas.microsoft.com/office/2019/extlst" xmlns:r="http://schemas.openxmlformats.org/officeDocument/2006/relationships" xmlns:m="http://schemas.openxmlformats.org/officeDocument/2006/math" xmlns:v="urn:schemas-microsoft-com:vml" xmlns:wp14="http://schemas.microsoft.com/office/word/2010/wordprocessingDrawing" xmlns:wp="http://schemas.openxmlformats.org/drawingml/2006/wordprocessingDrawing" xmlns:w10="urn:schemas-microsoft-com:office:word" xmlns:w="http://schemas.openxmlformats.org/wordprocessingml/2006/main" xmlns:w14="http://schemas.microsoft.com/office/word/2010/wordml" xmlns:w15="http://schemas.microsoft.com/office/word/2012/wordml" xmlns:w16cei="http://schemas.microsoft.com/office/word/2026/wordml/cei" xmlns:w16cex="http://schemas.microsoft.com/office/word/2018/wordml/cex" xmlns:w16cid="http://schemas.microsoft.com/office/word/2016/wordml/cid" xmlns:w16="http://schemas.microsoft.com/office/word/2018/wordml" xmlns:w16du="http://schemas.microsoft.com/office/word/2023/wordml/word16du" xmlns:w16sdtdh="http://schemas.microsoft.com/office/word/2020/wordml/sdtdatahash" xmlns:w16sdtfl="http://schemas.microsoft.com/office/word/2024/wordml/sdtformatlock" xmlns:w16se="http://schemas.microsoft.com/office/word/2015/wordml/symex" xmlns:wpg="http://schemas.microsoft.com/office/word/2010/wordprocessingGroup" xmlns:wpi="http://schemas.microsoft.com/office/word/2010/wordprocessingInk" xmlns:wne="http://schemas.microsoft.com/office/word/2006/wordml" xmlns:wps="http://schemas.microsoft.com/office/word/2010/wordprocessingShape" mc:Ignorable="w14 w15 w16se w16cid w16 w16cex w16sdtdh w16sdtfl w16du wp14">
   <w:endnote w:type="separator" w:id="-1">
     <w:p>
       <w:r>
@@ -2488,7 +2502,7 @@
 </file>
 
 <file path=word/footnotes.xml><?xml version="1.0" encoding="utf-8"?>
-<w:footnotes xmlns:wpc="http://schemas.microsoft.com/office/word/2010/wordprocessingCanvas" xmlns:cx="http://schemas.microsoft.com/office/drawing/2014/chartex" xmlns:cx1="http://schemas.microsoft.com/office/drawing/2015/9/8/chartex" xmlns:cx2="http://schemas.microsoft.com/office/drawing/2015/10/21/chartex" xmlns:cx3="http://schemas.microsoft.com/office/drawing/2016/5/9/chartex" xmlns:cx4="http://schemas.microsoft.com/office/drawing/2016/5/10/chartex" xmlns:cx5="http://schemas.microsoft.com/office/drawing/2016/5/11/chartex" xmlns:cx6="http://schemas.microsoft.com/office/drawing/2016/5/12/chartex" xmlns:cx7="http://schemas.microsoft.com/office/drawing/2016/5/13/chartex" xmlns:cx8="http://schemas.microsoft.com/office/drawing/2016/5/14/chartex" xmlns:mc="http://schemas.openxmlformats.org/markup-compatibility/2006" xmlns:aink="http://schemas.microsoft.com/office/drawing/2016/ink" xmlns:am3d="http://schemas.microsoft.com/office/drawing/2017/model3d" xmlns:o="urn:schemas-microsoft-com:office:office" xmlns:oel="http://schemas.microsoft.com/office/2019/extlst" xmlns:r="http://schemas.openxmlformats.org/officeDocument/2006/relationships" xmlns:m="http://schemas.openxmlformats.org/officeDocument/2006/math" xmlns:v="urn:schemas-microsoft-com:vml" xmlns:wp14="http://schemas.microsoft.com/office/word/2010/wordprocessingDrawing" xmlns:wp="http://schemas.openxmlformats.org/drawingml/2006/wordprocessingDrawing" xmlns:w10="urn:schemas-microsoft-com:office:word" xmlns:w="http://schemas.openxmlformats.org/wordprocessingml/2006/main" xmlns:w14="http://schemas.microsoft.com/office/word/2010/wordml" xmlns:w15="http://schemas.microsoft.com/office/word/2012/wordml" xmlns:w16cex="http://schemas.microsoft.com/office/word/2018/wordml/cex" xmlns:w16cid="http://schemas.microsoft.com/office/word/2016/wordml/cid" xmlns:w16="http://schemas.microsoft.com/office/word/2018/wordml" xmlns:w16du="http://schemas.microsoft.com/office/word/2023/wordml/word16du" xmlns:w16sdtdh="http://schemas.microsoft.com/office/word/2020/wordml/sdtdatahash" xmlns:w16sdtfl="http://schemas.microsoft.com/office/word/2024/wordml/sdtformatlock" xmlns:w16se="http://schemas.microsoft.com/office/word/2015/wordml/symex" xmlns:wpg="http://schemas.microsoft.com/office/word/2010/wordprocessingGroup" xmlns:wpi="http://schemas.microsoft.com/office/word/2010/wordprocessingInk" xmlns:wne="http://schemas.microsoft.com/office/word/2006/wordml" xmlns:wps="http://schemas.microsoft.com/office/word/2010/wordprocessingShape" mc:Ignorable="w14 w15 w16se w16cid w16 w16cex w16sdtdh w16sdtfl w16du wp14">
+<w:footnotes xmlns:wpc="http://schemas.microsoft.com/office/word/2010/wordprocessingCanvas" xmlns:cx="http://schemas.microsoft.com/office/drawing/2014/chartex" xmlns:cx1="http://schemas.microsoft.com/office/drawing/2015/9/8/chartex" xmlns:cx2="http://schemas.microsoft.com/office/drawing/2015/10/21/chartex" xmlns:cx3="http://schemas.microsoft.com/office/drawing/2016/5/9/chartex" xmlns:cx4="http://schemas.microsoft.com/office/drawing/2016/5/10/chartex" xmlns:cx5="http://schemas.microsoft.com/office/drawing/2016/5/11/chartex" xmlns:cx6="http://schemas.microsoft.com/office/drawing/2016/5/12/chartex" xmlns:cx7="http://schemas.microsoft.com/office/drawing/2016/5/13/chartex" xmlns:cx8="http://schemas.microsoft.com/office/drawing/2016/5/14/chartex" xmlns:mc="http://schemas.openxmlformats.org/markup-compatibility/2006" xmlns:aink="http://schemas.microsoft.com/office/drawing/2016/ink" xmlns:am3d="http://schemas.microsoft.com/office/drawing/2017/model3d" xmlns:o="urn:schemas-microsoft-com:office:office" xmlns:oel="http://schemas.microsoft.com/office/2019/extlst" xmlns:r="http://schemas.openxmlformats.org/officeDocument/2006/relationships" xmlns:m="http://schemas.openxmlformats.org/officeDocument/2006/math" xmlns:v="urn:schemas-microsoft-com:vml" xmlns:wp14="http://schemas.microsoft.com/office/word/2010/wordprocessingDrawing" xmlns:wp="http://schemas.openxmlformats.org/drawingml/2006/wordprocessingDrawing" xmlns:w10="urn:schemas-microsoft-com:office:word" xmlns:w="http://schemas.openxmlformats.org/wordprocessingml/2006/main" xmlns:w14="http://schemas.microsoft.com/office/word/2010/wordml" xmlns:w15="http://schemas.microsoft.com/office/word/2012/wordml" xmlns:w16cei="http://schemas.microsoft.com/office/word/2026/wordml/cei" xmlns:w16cex="http://schemas.microsoft.com/office/word/2018/wordml/cex" xmlns:w16cid="http://schemas.microsoft.com/office/word/2016/wordml/cid" xmlns:w16="http://schemas.microsoft.com/office/word/2018/wordml" xmlns:w16du="http://schemas.microsoft.com/office/word/2023/wordml/word16du" xmlns:w16sdtdh="http://schemas.microsoft.com/office/word/2020/wordml/sdtdatahash" xmlns:w16sdtfl="http://schemas.microsoft.com/office/word/2024/wordml/sdtformatlock" xmlns:w16se="http://schemas.microsoft.com/office/word/2015/wordml/symex" xmlns:wpg="http://schemas.microsoft.com/office/word/2010/wordprocessingGroup" xmlns:wpi="http://schemas.microsoft.com/office/word/2010/wordprocessingInk" xmlns:wne="http://schemas.microsoft.com/office/word/2006/wordml" xmlns:wps="http://schemas.microsoft.com/office/word/2010/wordprocessingShape" mc:Ignorable="w14 w15 w16se w16cid w16 w16cex w16sdtdh w16sdtfl w16du wp14">
   <w:footnote w:type="separator" w:id="-1">
     <w:p>
       <w:r>
@@ -2507,7 +2521,7 @@
 </file>
 
 <file path=word/header1.xml><?xml version="1.0" encoding="utf-8"?>
-<w:hdr xmlns:wpc="http://schemas.microsoft.com/office/word/2010/wordprocessingCanvas" xmlns:cx="http://schemas.microsoft.com/office/drawing/2014/chartex" xmlns:cx1="http://schemas.microsoft.com/office/drawing/2015/9/8/chartex" xmlns:cx2="http://schemas.microsoft.com/office/drawing/2015/10/21/chartex" xmlns:cx3="http://schemas.microsoft.com/office/drawing/2016/5/9/chartex" xmlns:cx4="http://schemas.microsoft.com/office/drawing/2016/5/10/chartex" xmlns:cx5="http://schemas.microsoft.com/office/drawing/2016/5/11/chartex" xmlns:cx6="http://schemas.microsoft.com/office/drawing/2016/5/12/chartex" xmlns:cx7="http://schemas.microsoft.com/office/drawing/2016/5/13/chartex" xmlns:cx8="http://schemas.microsoft.com/office/drawing/2016/5/14/chartex" xmlns:mc="http://schemas.openxmlformats.org/markup-compatibility/2006" xmlns:aink="http://schemas.microsoft.com/office/drawing/2016/ink" xmlns:am3d="http://schemas.microsoft.com/office/drawing/2017/model3d" xmlns:o="urn:schemas-microsoft-com:office:office" xmlns:oel="http://schemas.microsoft.com/office/2019/extlst" xmlns:r="http://schemas.openxmlformats.org/officeDocument/2006/relationships" xmlns:m="http://schemas.openxmlformats.org/officeDocument/2006/math" xmlns:v="urn:schemas-microsoft-com:vml" xmlns:wp14="http://schemas.microsoft.com/office/word/2010/wordprocessingDrawing" xmlns:wp="http://schemas.openxmlformats.org/drawingml/2006/wordprocessingDrawing" xmlns:w10="urn:schemas-microsoft-com:office:word" xmlns:w="http://schemas.openxmlformats.org/wordprocessingml/2006/main" xmlns:w14="http://schemas.microsoft.com/office/word/2010/wordml" xmlns:w15="http://schemas.microsoft.com/office/word/2012/wordml" xmlns:w16cex="http://schemas.microsoft.com/office/word/2018/wordml/cex" xmlns:w16cid="http://schemas.microsoft.com/office/word/2016/wordml/cid" xmlns:w16="http://schemas.microsoft.com/office/word/2018/wordml" xmlns:w16du="http://schemas.microsoft.com/office/word/2023/wordml/word16du" xmlns:w16sdtdh="http://schemas.microsoft.com/office/word/2020/wordml/sdtdatahash" xmlns:w16sdtfl="http://schemas.microsoft.com/office/word/2024/wordml/sdtformatlock" xmlns:w16se="http://schemas.microsoft.com/office/word/2015/wordml/symex" xmlns:wpg="http://schemas.microsoft.com/office/word/2010/wordprocessingGroup" xmlns:wpi="http://schemas.microsoft.com/office/word/2010/wordprocessingInk" xmlns:wne="http://schemas.microsoft.com/office/word/2006/wordml" xmlns:wps="http://schemas.microsoft.com/office/word/2010/wordprocessingShape" mc:Ignorable="w14 w15 w16se w16cid w16 w16cex w16sdtdh w16sdtfl w16du wp14">
+<w:hdr xmlns:wpc="http://schemas.microsoft.com/office/word/2010/wordprocessingCanvas" xmlns:cx="http://schemas.microsoft.com/office/drawing/2014/chartex" xmlns:cx1="http://schemas.microsoft.com/office/drawing/2015/9/8/chartex" xmlns:cx2="http://schemas.microsoft.com/office/drawing/2015/10/21/chartex" xmlns:cx3="http://schemas.microsoft.com/office/drawing/2016/5/9/chartex" xmlns:cx4="http://schemas.microsoft.com/office/drawing/2016/5/10/chartex" xmlns:cx5="http://schemas.microsoft.com/office/drawing/2016/5/11/chartex" xmlns:cx6="http://schemas.microsoft.com/office/drawing/2016/5/12/chartex" xmlns:cx7="http://schemas.microsoft.com/office/drawing/2016/5/13/chartex" xmlns:cx8="http://schemas.microsoft.com/office/drawing/2016/5/14/chartex" xmlns:mc="http://schemas.openxmlformats.org/markup-compatibility/2006" xmlns:aink="http://schemas.microsoft.com/office/drawing/2016/ink" xmlns:am3d="http://schemas.microsoft.com/office/drawing/2017/model3d" xmlns:o="urn:schemas-microsoft-com:office:office" xmlns:oel="http://schemas.microsoft.com/office/2019/extlst" xmlns:r="http://schemas.openxmlformats.org/officeDocument/2006/relationships" xmlns:m="http://schemas.openxmlformats.org/officeDocument/2006/math" xmlns:v="urn:schemas-microsoft-com:vml" xmlns:wp14="http://schemas.microsoft.com/office/word/2010/wordprocessingDrawing" xmlns:wp="http://schemas.openxmlformats.org/drawingml/2006/wordprocessingDrawing" xmlns:w10="urn:schemas-microsoft-com:office:word" xmlns:w="http://schemas.openxmlformats.org/wordprocessingml/2006/main" xmlns:w14="http://schemas.microsoft.com/office/word/2010/wordml" xmlns:w15="http://schemas.microsoft.com/office/word/2012/wordml" xmlns:w16cei="http://schemas.microsoft.com/office/word/2026/wordml/cei" xmlns:w16cex="http://schemas.microsoft.com/office/word/2018/wordml/cex" xmlns:w16cid="http://schemas.microsoft.com/office/word/2016/wordml/cid" xmlns:w16="http://schemas.microsoft.com/office/word/2018/wordml" xmlns:w16du="http://schemas.microsoft.com/office/word/2023/wordml/word16du" xmlns:w16sdtdh="http://schemas.microsoft.com/office/word/2020/wordml/sdtdatahash" xmlns:w16sdtfl="http://schemas.microsoft.com/office/word/2024/wordml/sdtformatlock" xmlns:w16se="http://schemas.microsoft.com/office/word/2015/wordml/symex" xmlns:wpg="http://schemas.microsoft.com/office/word/2010/wordprocessingGroup" xmlns:wpi="http://schemas.microsoft.com/office/word/2010/wordprocessingInk" xmlns:wne="http://schemas.microsoft.com/office/word/2006/wordml" xmlns:wps="http://schemas.microsoft.com/office/word/2010/wordprocessingShape" mc:Ignorable="w14 w15 w16se w16cid w16 w16cex w16sdtdh w16sdtfl w16du wp14">
   <w:p>
     <w:pPr>
       <w:pStyle w:val="Encabezado"/>
@@ -2584,7 +2598,7 @@
 </file>
 
 <file path=word/numbering.xml><?xml version="1.0" encoding="utf-8"?>
-<w:numbering xmlns:wpc="http://schemas.microsoft.com/office/word/2010/wordprocessingCanvas" xmlns:cx="http://schemas.microsoft.com/office/drawing/2014/chartex" xmlns:cx1="http://schemas.microsoft.com/office/drawing/2015/9/8/chartex" xmlns:cx2="http://schemas.microsoft.com/office/drawing/2015/10/21/chartex" xmlns:cx3="http://schemas.microsoft.com/office/drawing/2016/5/9/chartex" xmlns:cx4="http://schemas.microsoft.com/office/drawing/2016/5/10/chartex" xmlns:cx5="http://schemas.microsoft.com/office/drawing/2016/5/11/chartex" xmlns:cx6="http://schemas.microsoft.com/office/drawing/2016/5/12/chartex" xmlns:cx7="http://schemas.microsoft.com/office/drawing/2016/5/13/chartex" xmlns:cx8="http://schemas.microsoft.com/office/drawing/2016/5/14/chartex" xmlns:mc="http://schemas.openxmlformats.org/markup-compatibility/2006" xmlns:aink="http://schemas.microsoft.com/office/drawing/2016/ink" xmlns:am3d="http://schemas.microsoft.com/office/drawing/2017/model3d" xmlns:o="urn:schemas-microsoft-com:office:office" xmlns:oel="http://schemas.microsoft.com/office/2019/extlst" xmlns:r="http://schemas.openxmlformats.org/officeDocument/2006/relationships" xmlns:m="http://schemas.openxmlformats.org/officeDocument/2006/math" xmlns:v="urn:schemas-microsoft-com:vml" xmlns:wp14="http://schemas.microsoft.com/office/word/2010/wordprocessingDrawing" xmlns:wp="http://schemas.openxmlformats.org/drawingml/2006/wordprocessingDrawing" xmlns:w10="urn:schemas-microsoft-com:office:word" xmlns:w="http://schemas.openxmlformats.org/wordprocessingml/2006/main" xmlns:w14="http://schemas.microsoft.com/office/word/2010/wordml" xmlns:w15="http://schemas.microsoft.com/office/word/2012/wordml" xmlns:w16cex="http://schemas.microsoft.com/office/word/2018/wordml/cex" xmlns:w16cid="http://schemas.microsoft.com/office/word/2016/wordml/cid" xmlns:w16="http://schemas.microsoft.com/office/word/2018/wordml" xmlns:w16du="http://schemas.microsoft.com/office/word/2023/wordml/word16du" xmlns:w16sdtdh="http://schemas.microsoft.com/office/word/2020/wordml/sdtdatahash" xmlns:w16sdtfl="http://schemas.microsoft.com/office/word/2024/wordml/sdtformatlock" xmlns:w16se="http://schemas.microsoft.com/office/word/2015/wordml/symex" xmlns:wpg="http://schemas.microsoft.com/office/word/2010/wordprocessingGroup" xmlns:wpi="http://schemas.microsoft.com/office/word/2010/wordprocessingInk" xmlns:wne="http://schemas.microsoft.com/office/word/2006/wordml" xmlns:wps="http://schemas.microsoft.com/office/word/2010/wordprocessingShape" mc:Ignorable="w14 w15 w16se w16cid w16 w16cex w16sdtdh w16sdtfl w16du wp14">
+<w:numbering xmlns:wpc="http://schemas.microsoft.com/office/word/2010/wordprocessingCanvas" xmlns:cx="http://schemas.microsoft.com/office/drawing/2014/chartex" xmlns:cx1="http://schemas.microsoft.com/office/drawing/2015/9/8/chartex" xmlns:cx2="http://schemas.microsoft.com/office/drawing/2015/10/21/chartex" xmlns:cx3="http://schemas.microsoft.com/office/drawing/2016/5/9/chartex" xmlns:cx4="http://schemas.microsoft.com/office/drawing/2016/5/10/chartex" xmlns:cx5="http://schemas.microsoft.com/office/drawing/2016/5/11/chartex" xmlns:cx6="http://schemas.microsoft.com/office/drawing/2016/5/12/chartex" xmlns:cx7="http://schemas.microsoft.com/office/drawing/2016/5/13/chartex" xmlns:cx8="http://schemas.microsoft.com/office/drawing/2016/5/14/chartex" xmlns:mc="http://schemas.openxmlformats.org/markup-compatibility/2006" xmlns:aink="http://schemas.microsoft.com/office/drawing/2016/ink" xmlns:am3d="http://schemas.microsoft.com/office/drawing/2017/model3d" xmlns:o="urn:schemas-microsoft-com:office:office" xmlns:oel="http://schemas.microsoft.com/office/2019/extlst" xmlns:r="http://schemas.openxmlformats.org/officeDocument/2006/relationships" xmlns:m="http://schemas.openxmlformats.org/officeDocument/2006/math" xmlns:v="urn:schemas-microsoft-com:vml" xmlns:wp14="http://schemas.microsoft.com/office/word/2010/wordprocessingDrawing" xmlns:wp="http://schemas.openxmlformats.org/drawingml/2006/wordprocessingDrawing" xmlns:w10="urn:schemas-microsoft-com:office:word" xmlns:w="http://schemas.openxmlformats.org/wordprocessingml/2006/main" xmlns:w14="http://schemas.microsoft.com/office/word/2010/wordml" xmlns:w15="http://schemas.microsoft.com/office/word/2012/wordml" xmlns:w16cei="http://schemas.microsoft.com/office/word/2026/wordml/cei" xmlns:w16cex="http://schemas.microsoft.com/office/word/2018/wordml/cex" xmlns:w16cid="http://schemas.microsoft.com/office/word/2016/wordml/cid" xmlns:w16="http://schemas.microsoft.com/office/word/2018/wordml" xmlns:w16du="http://schemas.microsoft.com/office/word/2023/wordml/word16du" xmlns:w16sdtdh="http://schemas.microsoft.com/office/word/2020/wordml/sdtdatahash" xmlns:w16sdtfl="http://schemas.microsoft.com/office/word/2024/wordml/sdtformatlock" xmlns:w16se="http://schemas.microsoft.com/office/word/2015/wordml/symex" xmlns:wpg="http://schemas.microsoft.com/office/word/2010/wordprocessingGroup" xmlns:wpi="http://schemas.microsoft.com/office/word/2010/wordprocessingInk" xmlns:wne="http://schemas.microsoft.com/office/word/2006/wordml" xmlns:wps="http://schemas.microsoft.com/office/word/2010/wordprocessingShape" mc:Ignorable="w14 w15 w16se w16cid w16 w16cex w16sdtdh w16sdtfl w16du wp14">
   <w:abstractNum w:abstractNumId="0" w15:restartNumberingAfterBreak="0">
     <w:nsid w:val="495B5C67"/>
     <w:multiLevelType w:val="hybridMultilevel"/>
